--- a/docs/management/weekly_reports/week3/唐秦伟week3.docx
+++ b/docs/management/weekly_reports/week3/唐秦伟week3.docx
@@ -148,8 +148,10 @@
                 <w:color w:val="000000"/>
                 <w:lang w:val="en-US" w:eastAsia="zh-CN"/>
               </w:rPr>
-              <w:t>周信杰</w:t>
-            </w:r>
+              <w:t>唐秦伟</w:t>
+            </w:r>
+            <w:bookmarkStart w:id="0" w:name="_GoBack"/>
+            <w:bookmarkEnd w:id="0"/>
           </w:p>
         </w:tc>
         <w:tc>
@@ -383,8 +385,6 @@
               </w:rPr>
               <w:t>确认UI设计的交互流程</w:t>
             </w:r>
-            <w:bookmarkStart w:id="0" w:name="_GoBack"/>
-            <w:bookmarkEnd w:id="0"/>
           </w:p>
           <w:p>
             <w:pPr>
@@ -1510,7 +1510,7 @@
     <w:lsdException w:qFormat="1" w:unhideWhenUsed="0" w:uiPriority="0" w:semiHidden="0" w:name="Title"/>
     <w:lsdException w:unhideWhenUsed="0" w:uiPriority="0" w:semiHidden="0" w:name="Closing"/>
     <w:lsdException w:unhideWhenUsed="0" w:uiPriority="0" w:semiHidden="0" w:name="Signature"/>
-    <w:lsdException w:uiPriority="1" w:name="Default Paragraph Font"/>
+    <w:lsdException w:qFormat="1" w:uiPriority="1" w:name="Default Paragraph Font"/>
     <w:lsdException w:unhideWhenUsed="0" w:uiPriority="0" w:semiHidden="0" w:name="Body Text"/>
     <w:lsdException w:unhideWhenUsed="0" w:uiPriority="0" w:semiHidden="0" w:name="Body Text Indent"/>
     <w:lsdException w:unhideWhenUsed="0" w:uiPriority="0" w:semiHidden="0" w:name="List Continue"/>
@@ -1732,6 +1732,7 @@
     <w:name w:val="Default Paragraph Font"/>
     <w:semiHidden/>
     <w:unhideWhenUsed/>
+    <w:qFormat/>
     <w:uiPriority w:val="1"/>
   </w:style>
   <w:style w:type="table" w:default="1" w:styleId="4">
